--- a/example_articles/states/Florida/5.states_Florida_Other_publisher.docx
+++ b/example_articles/states/Florida/5.states_Florida_Other_publisher.docx
@@ -27,17 +27,17 @@
     </w:p>
     <w:p>
       <w:r>
-        <w:t>Source File: Other publishers/Files (500) (26).DOCX</w:t>
+        <w:t>Source file: Other publishers/Files (500) (26).DOCX</w:t>
       </w:r>
     </w:p>
     <w:p>
       <w:r>
-        <w:t>Raw locations result: ['Florida']</w:t>
+        <w:t>Raw locations result, 'locations': ['Florida']</w:t>
       </w:r>
     </w:p>
     <w:p>
       <w:r>
-        <w:t>states_stand_flat (Standardized): Florida</w:t>
+        <w:t>Standardized locations result, 'states_stand_flat': Florida</w:t>
       </w:r>
     </w:p>
     <w:p>

--- a/example_articles/states/Florida/5.states_Florida_Other_publisher.docx
+++ b/example_articles/states/Florida/5.states_Florida_Other_publisher.docx
@@ -7,7 +7,7 @@
         <w:pStyle w:val="Heading1"/>
       </w:pPr>
       <w:r>
-        <w:t>Suburbs 'have gotten off easy' // Whites' drug activity often better hidden</w:t>
+        <w:t>In Miami, outpouring of outrage // Murder 'touched a nerve'</w:t>
       </w:r>
     </w:p>
     <w:p>
@@ -17,17 +17,17 @@
     </w:p>
     <w:p>
       <w:r>
-        <w:t>Date: 1993-07-26</w:t>
+        <w:t>Date: 1993-04-06</w:t>
       </w:r>
     </w:p>
     <w:p>
       <w:r>
-        <w:t>Section: NEWS; Pg. 6A</w:t>
+        <w:t>Section: NEWS; Pg. 3A</w:t>
       </w:r>
     </w:p>
     <w:p>
       <w:r>
-        <w:t>Source file: Other publishers/Files (500) (26).DOCX</w:t>
+        <w:t>Source file: Other publishers/Files (500) (22).DOCX</w:t>
       </w:r>
     </w:p>
     <w:p>
@@ -49,59 +49,57 @@
     </w:p>
     <w:p>
       <w:r>
-        <w:t>Robin Rawls, 26, a black Detroiter visiting this comfortable neighboring suburb, points to three young white men cruising by in a late-model convertible.</w:t>
+        <w:t>When Kristin Meihoefer headed here Monday for spring break, her worried father issued a warning.</w:t>
         <w:br/>
-        <w:t>If they were black, police would stop and question them "right away" - even though they've done nothing wrong, Rawls says.</w:t>
+        <w:t>"He told me to really be careful, and if somebody bumps me on the road, to drive to a police station and take care of it there," says the 20-year-old from Long Island.</w:t>
         <w:br/>
-        <w:t>"It's two sets of laws; one for the black and one for the white," adds Cecelia Dillard, 22, also black and from Detroit. "We don't cruise through here. We come, do what we have to do, and go back to the city.</w:t>
+        <w:t>Meihoefer isn't Miami's only cautious visitor these days. The brutal murder of a German woman - beaten, robbed and run over as her horrified children and mother watched - has the community in an uproar. Police got at least 300 calls: "This has really touched a nerve. The whole community is angry," said spokesman David Magnusson.</w:t>
         <w:br/>
-        <w:t>"Why? Harassment."</w:t>
+        <w:t>German tourist Barbara Meller Jensen, 39, became the sixth foreign visitor murdered in Florida since December. Four of the deaths occurred in the Miami area.</w:t>
         <w:br/>
-        <w:t>Suburban police say they don't target blacks.</w:t>
+        <w:t>Jensen was "bumped-and-robbed" by assailants who may have followed her because of her clearly marked rental car. Her head was crushed when she was run over.</w:t>
         <w:br/>
-        <w:t>But a USA TODAY study shows blacks are most at risk of being arrested for drugs in the suburbs - six times as likely as whites. That falls to four times as likely in central cities; three times as likely in rural towns.</w:t>
+        <w:t>Apparently lost on her way to Miami Beach, Jensen pulled off Interstate 95 into Miami's Edison Park, a working-class neighborhood of neat yards bordering some of the city's meaner streets.</w:t>
         <w:br/>
-        <w:t>Among large suburbs with the greatest arrest disparities: the mostly-white enclaves around predominantly black Detroit, where, in an least a dozen municipalities, a black person is at least 20 times as likely as a white person to get arrested for drug offenses.</w:t>
+        <w:t>Other spots are considered more dangerous, such as the infamous "triangle" between downtown and airport rental car agencies.</w:t>
         <w:br/>
-        <w:t>Almost palpable racial tensions are nothing new around here. They are long held and deeply felt - and they have contributed to a kind of bunker mentality among many residents and police, says Paul Denenfeld, legal director of the Michigan chapter of the American Civil Liberties Union.</w:t>
+        <w:t>"Bad guys travel," says Magnusson. "They wait for good people to come into any area, and then they hit them."</w:t>
         <w:br/>
-        <w:t>"Being black constitutes some suspicion of criminal activity" in the area, Denenfeld says, and his office phones "ring off the hook" with complaints from black motorists who say they are stopped by suburban police for no apparent reason.</w:t>
+        <w:t>As late as Sunday morning, Miami rental car agencies still were sending tourists on their way without a single tip to avoid crime. That had changed drastically by Monday.</w:t>
         <w:br/>
-        <w:t>Although experts describe the typical cocaine user as a white person living in a small metropolitan area or suburb, the USA TODAY study shows blacks are 13 times as likely as whites to be arrested in the suburbs for cocaine and heroin-type drugs - mostly cocaine.</w:t>
+        <w:t>"They made repeated announcements, asking us to read this before we left the premises," says Ted Ulrich, waving a crime-tip brochure he got at Alamo Rent A Car. "It scared the life out of me."</w:t>
         <w:br/>
-        <w:t>When it comes to enforcement of drug laws, "I think the suburbs have gotten off easy," says former drug czar Bill Bennett. Most drug use and sales largely go undetected in the white community because it's done "behind closed doors," he says.</w:t>
+        <w:t>Alamo, which rented Jensen her car, has offered a $ 100,000 reward for information leading to an arrest.</w:t>
         <w:br/>
-        <w:t>And because suburban drug activity is better hidden, it generates fewer complaints to police than inner-city dealing.</w:t>
+        <w:t>Jensen's husband, Christian, 37, of Berlin, remained in Miami. He wants to sightsee with his children - Alexander, 6, and Daria, 2 - so all their Miami memories aren't painful.</w:t>
         <w:br/>
-        <w:t>"Blacks get caught more," 19-year-old Giedra Berzanskis says matter-of-factly while strolling with friends recently in Royal Oak, where tree-lined streets feature trendy art shops and a range of international restaurants.</w:t>
+        <w:t>"The family is OK, under special circumstances," says German counsel general Klaus Sommer. "They've lost a wife and mother, but they're trying to do OK."</w:t>
         <w:br/>
-        <w:t>Drug activity by young suburban whites is "very, very, very prevalent," says Berzanskis, who is white. "They can get away with it."</w:t>
+        <w:t>The Jensens' tragedy has touched people across the country, Sommer says. Married to his wife 7 1/2 years, Jensen is a biologist working on his doctorate. When he needed time alone to finish a book, Barbara, a physical therapist who worked with disabled kids, agreed to take the children and her mother to Florida.</w:t>
         <w:br/>
-        <w:t>Suburban police executives deny any racial bias. They say the small black population of many suburbs make any arrest stand out - and skews any statistical comparisons.</w:t>
+        <w:t>"There have been many, many calls from totally unknown American cities," says Sommer, who's based in Miami. "People are offering assistance, even financial help, to the family."</w:t>
         <w:br/>
-        <w:t>"This department does not have any policy . . . that targets any racial group," says Police Commissioner Paul Pash of Warren, a working-class Detroit suburb where blacks are nearly 32 times as likely as whites to get arrested on drug charges.</w:t>
+        <w:t>Concerned that officials weren't trying hard enough to curb crimes against tourists, Sommer had threatened a boycott by German visitors. About 300,000 Germans visit Miami yearly, and Sommer says 1,200 are victimized by thieves and other criminals.</w:t>
         <w:br/>
-        <w:t>In Royal Oak, many of the black drug arrests result from motor vehicle stops, after police spot some infraction, Public Safety Director John Ball says. He denies blacks are targeted because of their race.</w:t>
+        <w:t>But measures taken Monday - including a visit from Florida Gov. Lawton Chiles - convinced the diplomat otherwise: "It gave me a feeling of reassurance, I must say. It still is very sad that such a thing must happen to bring about a push."</w:t>
         <w:br/>
-        <w:t>Whites outnumber blacks nearly 200 to 1 in Royal Oak. But only 29 whites were arrested by the Royal Oak police department on drug charges in 1991; the same year, four blacks were arrested for drugs, and three of them were motorists.</w:t>
+        <w:t>Announced Monday:</w:t>
         <w:br/>
-        <w:t>Asked if police could be more aggressive - set up more undercover operations to target the majority of whites involved with drugs, Ball says, "No local police department I know has the resources to do that."</w:t>
+        <w:t>Clearer signs to let lost tourists know where they're headed.</w:t>
         <w:br/>
-        <w:t>Barbara Glassheim, head of the Evergreen Counseling Centers in the Detroit area, says the prevalence of drugs in Royal Oak and other Detroit suburbs is no different than in thousands of other bedroom communities nationwide.</w:t>
+        <w:t>Better lighting in dangerous areas.</w:t>
         <w:br/>
-        <w:t>"There's plenty here . . . believe me," she says.</w:t>
+        <w:t>Plans for strategically placed visitors centers - perhaps within fast-food outlets - to offer aid and directions.</w:t>
         <w:br/>
-        <w:t>"If we were using the same vigor in the suburbs as we do in the inner cities, we would have a complete reversal," says Sam Staley, author of Drug Policy and the Decline of American Cities. "I think you'd see a shift in strategy to prevention and treatment because people wouldn't tolerate it."</w:t>
+        <w:t>Says the Visitor and Convention Bureau's Mayco Villafana:</w:t>
         <w:br/>
-        <w:t xml:space="preserve"> Suburbs appear to target blacks Despite findings that about the same percentage of whites and blacks use drugs, it is minorities who are arrested on drug charges at a much higher rate outside the nation's cities. How Detroit's arrest ratio compares to that of its suburbs. Note: Ratios indicate the differences in arrests rates by race. (Example: A ratio of "32" means that blacks are 32 times as likely to be arrested on drug charges as whites)</w:t>
-        <w:br/>
-        <w:t>Dearborn Heights 40: 1</w:t>
+        <w:t>"I feel such a great loss for this family."</w:t>
         <w:br/>
         <w:br/>
         <w:t>Notes</w:t>
         <w:br/>
         <w:br/>
-        <w:t>IS THE DRUG WAR RACIST?; Racial inequities in the drug war can be found in some of America's most livable cities, a USA TODAY analysis shows. Where it's seen most; the Midwest and suburbs.; See info box at end of text; See sidebar; 06A</w:t>
+        <w:t>THE NATION</w:t>
         <w:br/>
         <w:br/>
         <w:t>Graphic</w:t>
@@ -109,7 +107,7 @@
         <w:br/>
         <w:t xml:space="preserve"> </w:t>
         <w:br/>
-        <w:t>GRAPHIC, color, Julie Stacey, USA TODAY, Source: USA TODAY analysis of 1991 (latest available) arrest statistics, as reported to the FBI. (Map, Detroit suburbs); PHOTOS, color, Santa Fabio (3)</w:t>
+        <w:t>GRAPHIC, b/w, Marty Baumann, USA TODAY (Map, Florida); PHOTO, b/w, AP; PHOTO, b/w, Tom Salyer</w:t>
       </w:r>
     </w:p>
     <w:sectPr>

--- a/example_articles/states/Florida/5.states_Florida_Other_publisher.docx
+++ b/example_articles/states/Florida/5.states_Florida_Other_publisher.docx
@@ -7,7 +7,7 @@
         <w:pStyle w:val="Heading1"/>
       </w:pPr>
       <w:r>
-        <w:t>In Miami, outpouring of outrage // Murder 'touched a nerve'</w:t>
+        <w:t>Family of six made it out just in time</w:t>
       </w:r>
     </w:p>
     <w:p>
@@ -17,17 +17,17 @@
     </w:p>
     <w:p>
       <w:r>
-        <w:t>Date: 1993-04-06</w:t>
+        <w:t>Date: 1994-09-02</w:t>
       </w:r>
     </w:p>
     <w:p>
       <w:r>
-        <w:t>Section: NEWS; Pg. 3A</w:t>
+        <w:t>Section: NEWS; Pg. 6A</w:t>
       </w:r>
     </w:p>
     <w:p>
       <w:r>
-        <w:t>Source file: Other publishers/Files (500) (22).DOCX</w:t>
+        <w:t>Source file: Other publishers/Files (500) (25).DOCX</w:t>
       </w:r>
     </w:p>
     <w:p>
@@ -49,57 +49,69 @@
     </w:p>
     <w:p>
       <w:r>
-        <w:t>When Kristin Meihoefer headed here Monday for spring break, her worried father issued a warning.</w:t>
+        <w:t>Struggling to adjust as immigrants, Pedro Veliz and his family already feel luckier than thousands of other Cuban rafters.</w:t>
         <w:br/>
-        <w:t>"He told me to really be careful, and if somebody bumps me on the road, to drive to a police station and take care of it there," says the 20-year-old from Long Island.</w:t>
+        <w:t>The six arrived one month before a presidential policy change closed a door long open to Cubans.</w:t>
         <w:br/>
-        <w:t>Meihoefer isn't Miami's only cautious visitor these days. The brutal murder of a German woman - beaten, robbed and run over as her horrified children and mother watched - has the community in an uproar. Police got at least 300 calls: "This has really touched a nerve. The whole community is angry," said spokesman David Magnusson.</w:t>
+        <w:t>Had Veliz left in August instead of July - with his wife, their kids, and his two brothers - they'd be languishing in immigration limbo with 30,000 other refugees at the U.S. naval base at Guantanamo Bay, Cuba.</w:t>
         <w:br/>
-        <w:t>German tourist Barbara Meller Jensen, 39, became the sixth foreign visitor murdered in Florida since December. Four of the deaths occurred in the Miami area.</w:t>
+        <w:t>Instead, in a two-bedroom apartment shared by 11, they're learning a new life and trying to forget the old one that made them leave.</w:t>
         <w:br/>
-        <w:t>Jensen was "bumped-and-robbed" by assailants who may have followed her because of her clearly marked rental car. Her head was crushed when she was run over.</w:t>
+        <w:t>"Imagine Cuba as if it were a father you love, but he beats you," says Veliz, 40, a sculptor who spent a year in prison in Cuba for trying to flee before. "This father doesn't feed you. He doesn't care for you. He doesn't let you develop into what you can be. You love him, but you have to leave."</w:t>
         <w:br/>
-        <w:t>Apparently lost on her way to Miami Beach, Jensen pulled off Interstate 95 into Miami's Edison Park, a working-class neighborhood of neat yards bordering some of the city's meaner streets.</w:t>
+        <w:t>Adds Miguel Angel, 38, a Cuban policeman punished for brother Pedro's escape attempts: "To get anywhere, one has to put Fidel Castro before family, before anything. Many come here not for economic reasons. Some do, but so many come because of the political repression."</w:t>
         <w:br/>
-        <w:t>Other spots are considered more dangerous, such as the infamous "triangle" between downtown and airport rental car agencies.</w:t>
+        <w:t>The former policeman, worries about the wife and 15-year-old son he left behind: "It's a very poor place for the son of a defected police officer. Accidents happen."</w:t>
         <w:br/>
-        <w:t>"Bad guys travel," says Magnusson. "They wait for good people to come into any area, and then they hit them."</w:t>
+        <w:t>Home - once the tiny Cuban fishing town of Isabela de Sagua about 150 miles east of Havana - now is Hialeah, population 188,000, a working-class suburb of Miami that's 77% Hispanic.</w:t>
         <w:br/>
-        <w:t>As late as Sunday morning, Miami rental car agencies still were sending tourists on their way without a single tip to avoid crime. That had changed drastically by Monday.</w:t>
+        <w:t>Since arriving July 21, their life has been a bewildering round of social-service agencies and bureaucracies:</w:t>
         <w:br/>
-        <w:t>"They made repeated announcements, asking us to read this before we left the premises," says Ted Ulrich, waving a crime-tip brochure he got at Alamo Rent A Car. "It scared the life out of me."</w:t>
+        <w:t>-- Receiving a $ 200 grant given each new arrival by Miami's church-run resettlement agencies.</w:t>
         <w:br/>
-        <w:t>Alamo, which rented Jensen her car, has offered a $ 100,000 reward for information leading to an arrest.</w:t>
+        <w:t>-- Waiting for hours for a Social Security number.</w:t>
         <w:br/>
-        <w:t>Jensen's husband, Christian, 37, of Berlin, remained in Miami. He wants to sightsee with his children - Alexander, 6, and Daria, 2 - so all their Miami memories aren't painful.</w:t>
+        <w:t>-- Finding minimum-wage work making furniture or packing clothes in a factory.</w:t>
         <w:br/>
-        <w:t>"The family is OK, under special circumstances," says German counsel general Klaus Sommer. "They've lost a wife and mother, but they're trying to do OK."</w:t>
+        <w:t>-- Sending a nervous Maykel, 13, to his first day at a U.S. junior high school Thursday.</w:t>
         <w:br/>
-        <w:t>The Jensens' tragedy has touched people across the country, Sommer says. Married to his wife 7 1/2 years, Jensen is a biologist working on his doctorate. When he needed time alone to finish a book, Barbara, a physical therapist who worked with disabled kids, agreed to take the children and her mother to Florida.</w:t>
+        <w:t>"I tell them things will come, little by little," says Consuelo Dominguez, principal at Hialeah's Henry Filer Middle School.</w:t>
         <w:br/>
-        <w:t>"There have been many, many calls from totally unknown American cities," says Sommer, who's based in Miami. "People are offering assistance, even financial help, to the family."</w:t>
+        <w:t>When Maykel (say: Michael) is fearful because he knows only a word or two of English, Dominguez reassures him in Spanish he'll have plenty of company. In the first week of school, 103 new students enrolled in the most-basic English level for foreign-born students.</w:t>
         <w:br/>
-        <w:t>Concerned that officials weren't trying hard enough to curb crimes against tourists, Sommer had threatened a boycott by German visitors. About 300,000 Germans visit Miami yearly, and Sommer says 1,200 are victimized by thieves and other criminals.</w:t>
+        <w:t>In the cramped apartment shared with Pedro's brother and his family - who arrived in Florida a year ago - a tiny TV tuned to a local cable station scrolls the names of Cubans at Guantanamo.</w:t>
         <w:br/>
-        <w:t>But measures taken Monday - including a visit from Florida Gov. Lawton Chiles - convinced the diplomat otherwise: "It gave me a feeling of reassurance, I must say. It still is very sad that such a thing must happen to bring about a push."</w:t>
+        <w:t>Like other Cubans who've made it here, the family watches for names of friends and relatives who were not so lucky.</w:t>
         <w:br/>
-        <w:t>Announced Monday:</w:t>
+        <w:t>The oldest of the brothers, Veliz brought the family on a 12-foot boat he built himself - part of a three-vessel, tied-together convoy of 19 Cubans and one dog.</w:t>
         <w:br/>
-        <w:t>Clearer signs to let lost tourists know where they're headed.</w:t>
+        <w:t>Even before leaving the coast of Cuba, the group spent 15 days hiding out among the mangrove islands offshore, drinking rain water and eating fish while dodging Cuban patrol boats.</w:t>
         <w:br/>
-        <w:t>Better lighting in dangerous areas.</w:t>
+        <w:t>When it finally was safe to leave, they sailed for three days, then shipwrecked on a small rock island in the Florida Straits.</w:t>
         <w:br/>
-        <w:t>Plans for strategically placed visitors centers - perhaps within fast-food outlets - to offer aid and directions.</w:t>
+        <w:t>Spotted by a plane in the volunteer Cuban-American pilots' group known as Brothers to the Rescue, the refugees were reported to the U.S. Coast Guard. A day later, they were picked up and delivered to a new life in Florida.</w:t>
         <w:br/>
-        <w:t>Says the Visitor and Convention Bureau's Mayco Villafana:</w:t>
+        <w:t>Pedro's wife, Sonia Rodriguez, 31, says she can barely believe the USA's bounty: Home Depot, Kmart and supermarkets with real meat, milk and fruit. In Cuba, she says, grocery stores display pictures of food and offer empty shelves.</w:t>
         <w:br/>
-        <w:t>"I feel such a great loss for this family."</w:t>
+        <w:t>A church has offered used furniture, once they rent their own apartment. A Miami friend gave them cast-off clothing, adding a new pair of school sneakers for Maykel - a gift that would have cost a year's salary in Cuba.</w:t>
+        <w:br/>
+        <w:t>"It makes me dizzy," she says. "There are so many things."</w:t>
+        <w:br/>
+        <w:t>The biggest hurdle: Finding an affordable apartment. On a weekly salary of $ 184, Pedro's brother Juan Carlos and his family were barely making ends meet in Hialeah before the others moved in.</w:t>
+        <w:br/>
+        <w:t>But his wife, Maria Estevez, says they'll do whatever they can to help family: "What else would we do?"</w:t>
+        <w:br/>
+        <w:t xml:space="preserve"> Maykel Perez's middle school</w:t>
+        <w:br/>
+        <w:t xml:space="preserve"> Racial breakdown of the 1,701 students at Henry Filer Middle School in Hialeah, Fla., where Maykel Perez was registered Thursday:</w:t>
+        <w:br/>
+        <w:t>1 - Non-Hispanic whites</w:t>
         <w:br/>
         <w:br/>
         <w:t>Notes</w:t>
         <w:br/>
         <w:br/>
-        <w:t>THE NATION</w:t>
+        <w:t>THE CARIBBEAN; See info box at end of text; See related story; 06A</w:t>
         <w:br/>
         <w:br/>
         <w:t>Graphic</w:t>
@@ -107,7 +119,7 @@
         <w:br/>
         <w:t xml:space="preserve"> </w:t>
         <w:br/>
-        <w:t>GRAPHIC, b/w, Marty Baumann, USA TODAY (Map, Florida); PHOTO, b/w, AP; PHOTO, b/w, Tom Salyer</w:t>
+        <w:t>GRAPHIC, b/w, Marty Baumann, USA TODAY, Source: Henry Filer Middle School (Bar graph, Map); PHOTO, b/w, Tom Salyer</w:t>
       </w:r>
     </w:p>
     <w:sectPr>
